--- a/public/理想原生v4.0-项目介绍手册.docx
+++ b/public/理想原生v4.0-项目介绍手册.docx
@@ -14,7 +14,7 @@
         <w:rPr>
           <w:rFonts w:hint="eastAsia" w:ascii="方正VDL哥特明朝 简 M" w:hAnsi="方正VDL哥特明朝 简 M" w:eastAsia="方正VDL哥特明朝 简 M" w:cs="方正VDL哥特明朝 简 M"/>
         </w:rPr>
-        <w:t>理想原生 (Ideal Genshin) v3.0</w:t>
+        <w:t>理想原生 (Ideal Genshin) v4.0</w:t>
       </w:r>
     </w:p>
     <w:p>
@@ -174,7 +174,7 @@
         <w:rPr>
           <w:rFonts w:hint="eastAsia" w:ascii="方正VDL哥特明朝 简 M" w:hAnsi="方正VDL哥特明朝 简 M" w:eastAsia="方正VDL哥特明朝 简 M" w:cs="方正VDL哥特明朝 简 M"/>
         </w:rPr>
-        <w:t>收录 222 把武器的 R1–R5 真实被动描述（来自 genshin-db），切换精炼时变化数值自动高亮。</w:t>
+        <w:t>收录 224 把武器的 R1–R5 真实被动描述（来自 genshin-db），切换精炼时变化数值自动高亮。</w:t>
       </w:r>
     </w:p>
     <w:p>
@@ -316,17 +316,11 @@
         </w:rPr>
       </w:pPr>
       <w:r>
-        <w:rPr>
-          <w:rFonts w:hint="eastAsia" w:ascii="方正VDL哥特明朝 简 M" w:hAnsi="方正VDL哥特明朝 简 M" w:eastAsia="方正VDL哥特明朝 简 M" w:cs="方正VDL哥特明朝 简 M"/>
-          <w:b/>
-        </w:rPr>
-        <w:t>存档管理：</w:t>
-      </w:r>
-      <w:r>
-        <w:rPr>
-          <w:rFonts w:hint="eastAsia" w:ascii="方正VDL哥特明朝 简 M" w:hAnsi="方正VDL哥特明朝 简 M" w:eastAsia="方正VDL哥特明朝 简 M" w:cs="方正VDL哥特明朝 简 M"/>
-        </w:rPr>
-        <w:t>JSON 格式导入/导出配置，localStorage 本地持久化。</w:t>
+        <w:t>存档管理：JSON 格式导入/导出配置，localStorage 本地持久化。</w:t>
+        <w:br/>
+        <w:t>竖屏信息流：卡片垂直排列，原生 scroll-snap 吸附。桌面端滚轮一切一卡，移动端触屏滑动流畅切换。</w:t>
+        <w:br/>
+        <w:t>可折叠面板：天赋模拟、命座模拟、圣遗物编辑均支持折叠，展开后可查看/编辑全部内容。</w:t>
       </w:r>
     </w:p>
     <w:p>
@@ -449,7 +443,7 @@
         <w:rPr>
           <w:rFonts w:hint="eastAsia" w:ascii="方正VDL哥特明朝 简 M" w:hAnsi="方正VDL哥特明朝 简 M" w:eastAsia="方正VDL哥特明朝 简 M" w:cs="方正VDL哥特明朝 简 M"/>
         </w:rPr>
-        <w:t>版本：v3.0</w:t>
+        <w:t>版本：v4.0</w:t>
       </w:r>
     </w:p>
     <w:p>
@@ -488,7 +482,7 @@
         <w:rPr>
           <w:rFonts w:hint="eastAsia" w:ascii="方正VDL哥特明朝 简 M" w:hAnsi="方正VDL哥特明朝 简 M" w:eastAsia="方正VDL哥特明朝 简 M" w:cs="方正VDL哥特明朝 简 M"/>
         </w:rPr>
-        <w:t>版本：v3.0</w:t>
+        <w:t>版本：v4.0</w:t>
       </w:r>
       <w:r>
         <w:rPr>
